--- a/public/downloads/29_Contrato_Doacao_de_Bens.docx
+++ b/public/downloads/29_Contrato_Doacao_de_Bens.docx
@@ -8,12 +8,12 @@
       </w:pPr>
       <w:r>
         <w:rPr>
-          <w:rFonts w:ascii="Arial" w:hAnsi="Arial"/>
+          <w:rFonts w:ascii="Times New Roman" w:hAnsi="Times New Roman"/>
           <w:b/>
-          <w:color w:val="1A2C4C"/>
+          <w:color w:val="0A192F"/>
           <w:sz w:val="26"/>
         </w:rPr>
-        <w:t>CONTRATO DE DOAÇÃO DE BENS COM RESERVA DE USUFRUTO</w:t>
+        <w:t>CONTRATO PARTICULAR DE DOAÇÃO DE IMÓVEL COM RESERVA DE USUFRUTO VITALÍCIO E CLÁUSULAS RESTRITIVAS</w:t>
       </w:r>
     </w:p>
     <w:p>
@@ -22,12 +22,12 @@
       </w:pPr>
       <w:r>
         <w:rPr>
-          <w:rFonts w:ascii="Arial" w:hAnsi="Arial"/>
+          <w:rFonts w:ascii="Times New Roman" w:hAnsi="Times New Roman"/>
           <w:i/>
-          <w:color w:val="787878"/>
-          <w:sz w:val="19"/>
+          <w:color w:val="5A5A5A"/>
+          <w:sz w:val="20"/>
         </w:rPr>
-        <w:t>Acervo de Segurança Jurídica • Módulo 3: Vida Civil e Finanças • Banca Andrade &amp; Florio</w:t>
+        <w:t>Regulado pelos Artigos 538 a 564 e Artigos 1.390 a 1.411 do Código Civil Brasileiro</w:t>
       </w:r>
     </w:p>
     <w:p/>
@@ -45,7 +45,7 @@
         <w:tc>
           <w:tcPr>
             <w:tcW w:type="dxa" w:w="9360"/>
-            <w:shd w:fill="F4F5F7"/>
+            <w:shd w:fill="F8F9FA"/>
           </w:tcPr>
           <w:p>
             <w:pPr>
@@ -56,10 +56,12 @@
               <w:rPr>
                 <w:rFonts w:ascii="Arial" w:hAnsi="Arial"/>
                 <w:b/>
-                <w:color w:val="B48214"/>
-                <w:sz w:val="19"/>
+                <w:color w:val="8C640F"/>
+                <w:sz w:val="18"/>
               </w:rPr>
-              <w:t>💡 NOTA TÉCNICA DO ADVOGADO: Permite doar bens para filhos ou herdeiros mantendo o direito de morar e usufruir da renda até o falecimento.</w:t>
+              <w:t>ORIENTAÇÃO TÉCNICA E SEGURANÇA JURÍDICA (ANDRADE &amp; FLORIO):</w:t>
+              <w:br/>
+              <w:t>A doação com usufruto transfere a nua-propriedade ao donatário, reservando os direitos de uso, posse e frutos ao doador até sua morte. Para proteção familiar, gravam-se as cláusulas restritivas de inalienabilidade, impenhorabilidade e incomunicabilidade, respeitada sempre a legítima dos herdeiros necessários.</w:t>
             </w:r>
           </w:p>
         </w:tc>
@@ -68,102 +70,189 @@
     <w:p/>
     <w:p>
       <w:pPr>
-        <w:pStyle w:val="Heading2"/>
+        <w:spacing w:line="300" w:lineRule="auto" w:after="240"/>
+        <w:jc w:val="both"/>
       </w:pPr>
       <w:r>
-        <w:t>QUALIFICAÇÃO DAS PARTES</w:t>
-      </w:r>
-    </w:p>
-    <w:p>
-      <w:r>
-        <w:t>DOADOR: [PROPRIETÁRIO].</w:t>
+        <w:rPr>
+          <w:rFonts w:ascii="Times New Roman" w:hAnsi="Times New Roman"/>
+          <w:color w:val="1E1E1E"/>
+          <w:sz w:val="22"/>
+        </w:rPr>
+        <w:t>Pelo presente Instrumento Particular de Doação de Bem Imóvel com Reserva de Usufruto, celebram entre si:</w:t>
         <w:br/>
-        <w:t>DONATÁRIO: [HERDEIRO/BENEFICIÁRIO].</w:t>
+        <w:br/>
+        <w:t>DOADOR(A) E USUFRUTUÁRIO(A): [NOME COMPLETO DO DOADOR], inscrito no CPF sob o nº [CPF], RG nº [RG], domiciliado na [ENDEREÇO COMPLETO];</w:t>
+        <w:br/>
+        <w:br/>
+        <w:t>DONATÁRIO(A) E NU-PROPRIETÁRIO(A): [NOME COMPLETO DO DONATÁRIO], inscrito no CPF sob o nº [CPF], RG nº [RG], domiciliado na [ENDEREÇO COMPLETO];</w:t>
+        <w:br/>
+        <w:br/>
+        <w:t>Celebram o presente negócio jurídico consoante as cláusulas seguintes:</w:t>
       </w:r>
     </w:p>
     <w:p>
       <w:pPr>
-        <w:spacing w:before="200" w:after="40"/>
+        <w:spacing w:before="240" w:after="60"/>
       </w:pPr>
       <w:r>
         <w:rPr>
-          <w:rFonts w:ascii="Arial" w:hAnsi="Arial"/>
+          <w:rFonts w:ascii="Times New Roman" w:hAnsi="Times New Roman"/>
           <w:b/>
-          <w:color w:val="1A2C4C"/>
+          <w:color w:val="0A192F"/>
           <w:sz w:val="22"/>
         </w:rPr>
-        <w:t>CLÁUSULA PRIMEIRA – DA DOAÇÃO</w:t>
+        <w:t>CLÁUSULA PRIMEIRA – DA DOAÇÃO DA NUA-PROPRIEDADE</w:t>
       </w:r>
     </w:p>
     <w:p>
       <w:pPr>
-        <w:spacing w:before="0" w:after="120" w:line="276" w:lineRule="auto"/>
+        <w:spacing w:before="0" w:after="160" w:line="300" w:lineRule="auto"/>
+        <w:jc w:val="both"/>
       </w:pPr>
       <w:r>
         <w:rPr>
-          <w:rFonts w:ascii="Arial" w:hAnsi="Arial"/>
-          <w:color w:val="282828"/>
-          <w:sz w:val="20"/>
+          <w:rFonts w:ascii="Times New Roman" w:hAnsi="Times New Roman"/>
+          <w:color w:val="1E1E1E"/>
+          <w:sz w:val="21"/>
         </w:rPr>
-        <w:t>O Doador transfere gratuitamente ao Donatário o bem descrito em [DESCRIÇÃO DO BEM].</w:t>
+        <w:t>1.1. O(A) DOADOR(A), senhor(a) e legítimo(a) possuidor(a) do imóvel situado na [ENDEREÇO DO IMÓVEL], objeto da Matrícula Registral nº [NÚMERO DA MATRÍCULA] do Cartório de Registro de Imóveis de [CIDADE/UF], DOA livremente ao DONATÁRIO a NUA-PROPRIEDADE do referido imóvel, o qual declara que aceita a liberalidade.</w:t>
       </w:r>
     </w:p>
     <w:p>
       <w:pPr>
-        <w:spacing w:before="200" w:after="40"/>
+        <w:spacing w:before="240" w:after="60"/>
       </w:pPr>
       <w:r>
         <w:rPr>
-          <w:rFonts w:ascii="Arial" w:hAnsi="Arial"/>
+          <w:rFonts w:ascii="Times New Roman" w:hAnsi="Times New Roman"/>
           <w:b/>
-          <w:color w:val="1A2C4C"/>
+          <w:color w:val="0A192F"/>
           <w:sz w:val="22"/>
         </w:rPr>
-        <w:t>CLÁUSULA SEGUNDA – DA RESERVA DE USUFRUTO</w:t>
+        <w:t>CLÁUSULA SEGUNDA – DA RESERVA DE USUFRUTO VITALÍCIO</w:t>
       </w:r>
     </w:p>
     <w:p>
       <w:pPr>
-        <w:spacing w:before="0" w:after="120" w:line="276" w:lineRule="auto"/>
+        <w:spacing w:before="0" w:after="160" w:line="300" w:lineRule="auto"/>
+        <w:jc w:val="both"/>
       </w:pPr>
       <w:r>
         <w:rPr>
-          <w:rFonts w:ascii="Arial" w:hAnsi="Arial"/>
-          <w:color w:val="282828"/>
-          <w:sz w:val="20"/>
+          <w:rFonts w:ascii="Times New Roman" w:hAnsi="Times New Roman"/>
+          <w:color w:val="1E1E1E"/>
+          <w:sz w:val="21"/>
         </w:rPr>
-        <w:t>Reserva-se em favor do Doador o usufruto vitalício do imóvel, assegurando a posse e rendimentos até sua morte.</w:t>
+        <w:t>2.1. O(A) DOADOR(A) RESERVA PARA SI O USUFRUTO VITALÍCIO do referido imóvel (art. 1.390 do Código Civil), competindo-lhe exclusivamente a posse direta, uso, gozo e percepção integral de todos os frutos e rendimentos que o bem produzir até a data de seu passamento.</w:t>
       </w:r>
     </w:p>
     <w:p>
+      <w:pPr>
+        <w:spacing w:before="240" w:after="60"/>
+      </w:pPr>
       <w:r>
+        <w:rPr>
+          <w:rFonts w:ascii="Times New Roman" w:hAnsi="Times New Roman"/>
+          <w:b/>
+          <w:color w:val="0A192F"/>
+          <w:sz w:val="22"/>
+        </w:rPr>
+        <w:t>CLÁUSULA TERCEIRA – DAS CLÁUSULAS RESTRITIVAS</w:t>
+      </w:r>
+    </w:p>
+    <w:p>
+      <w:pPr>
+        <w:spacing w:before="0" w:after="160" w:line="300" w:lineRule="auto"/>
+        <w:jc w:val="both"/>
+      </w:pPr>
+      <w:r>
+        <w:rPr>
+          <w:rFonts w:ascii="Times New Roman" w:hAnsi="Times New Roman"/>
+          <w:color w:val="1E1E1E"/>
+          <w:sz w:val="21"/>
+        </w:rPr>
+        <w:t>3.1. A nua-propriedade ora transferida fica gravada com as cláusulas de INALIENABILIDADE, IMPENHORABILIDADE E INCOMUNICABILIDADE enquanto viver o doador, não respondendo o bem por dívidas do donatário nem se comunicando a eventual cônjuge ou convivente sob qualquer regime de bens.</w:t>
+      </w:r>
+    </w:p>
+    <w:p>
+      <w:pPr>
+        <w:spacing w:before="240" w:after="60"/>
+      </w:pPr>
+      <w:r>
+        <w:rPr>
+          <w:rFonts w:ascii="Times New Roman" w:hAnsi="Times New Roman"/>
+          <w:b/>
+          <w:color w:val="0A192F"/>
+          <w:sz w:val="22"/>
+        </w:rPr>
+        <w:t>CLÁUSULA QUARTA – DA PRESERVAÇÃO DA LEGÍTIMA E ESCRITURA</w:t>
+      </w:r>
+    </w:p>
+    <w:p>
+      <w:pPr>
+        <w:spacing w:before="0" w:after="160" w:line="300" w:lineRule="auto"/>
+        <w:jc w:val="both"/>
+      </w:pPr>
+      <w:r>
+        <w:rPr>
+          <w:rFonts w:ascii="Times New Roman" w:hAnsi="Times New Roman"/>
+          <w:color w:val="1E1E1E"/>
+          <w:sz w:val="21"/>
+        </w:rPr>
+        <w:t>4.1. O DOADOR declara que a doação não excede a parte disponível do seu patrimônio, resguardando a legítima dos herdeiros necessários (art. 549 e 1.789 do Código Civil).</w:t>
+        <w:br/>
+        <w:br/>
+        <w:t>4.2. As partes comprometem-se a instrumentalizar a doação por Escritura Pública para fins de registro imobiliário com força erga omnes (art. 108 do Código Civil).</w:t>
+      </w:r>
+    </w:p>
+    <w:p>
+      <w:pPr>
+        <w:spacing w:before="360" w:after="480"/>
+      </w:pPr>
+      <w:r>
+        <w:rPr>
+          <w:rFonts w:ascii="Times New Roman" w:hAnsi="Times New Roman"/>
+          <w:sz w:val="21"/>
+        </w:rPr>
+        <w:t>E, por estarem assim justas, acordadas e contratadas, as partes firmam o presente instrumento em 02 (duas) vias de igual teor e forma, na presença das 02 (duas) testemunhas instrumentárias abaixo qualificadas, que a tudo assistiram e dão fé.</w:t>
+        <w:br/>
         <w:br/>
         <w:t>[CIDADE/UF], [DIA] de [MÊS] de 202[X].</w:t>
         <w:br/>
         <w:br/>
-      </w:r>
-    </w:p>
-    <w:p>
-      <w:r>
-        <w:t>_________________________________________</w:t>
         <w:br/>
-        <w:t>PRIMEIRA PARTE / CONTRATANTE</w:t>
+        <w:t>___________________________________________________________</w:t>
+        <w:br/>
+        <w:t>PRIMEIRA PARTE</w:t>
+        <w:br/>
+        <w:t>CPF/CNPJ nº [NÚMERO]</w:t>
         <w:br/>
         <w:br/>
-        <w:t>_________________________________________</w:t>
         <w:br/>
-        <w:t>SEGUNDA PARTE / CONTRATADA</w:t>
+        <w:t>___________________________________________________________</w:t>
+        <w:br/>
+        <w:t>SEGUNDA PARTE</w:t>
+        <w:br/>
+        <w:t>CPF/CNPJ nº [NÚMERO]</w:t>
         <w:br/>
         <w:br/>
-      </w:r>
-    </w:p>
-    <w:p>
-      <w:r>
-        <w:t>TESTEMUNHAS:</w:t>
         <w:br/>
-        <w:t>1. Nome: ____________________ CPF: ______________</w:t>
+        <w:t>TESTEMUNHAS INSTRUMENTÁRIAS:</w:t>
         <w:br/>
-        <w:t>2. Nome: ____________________ CPF: ______________</w:t>
+        <w:br/>
+        <w:t>1. ______________________________________</w:t>
+        <w:br/>
+        <w:t>Nome: [NOME COMPLETO DA TESTEMUNHA 1]</w:t>
+        <w:br/>
+        <w:t>RG nº [NÚMERO] | CPF nº [NÚMERO]</w:t>
+        <w:br/>
+        <w:br/>
+        <w:t>2. ______________________________________</w:t>
+        <w:br/>
+        <w:t>Nome: [NOME COMPLETO DA TESTEMUNHA 2]</w:t>
+        <w:br/>
+        <w:t>RG nº [NÚMERO] | CPF nº [NÚMERO]</w:t>
       </w:r>
     </w:p>
     <w:sectPr>
